--- a/reports/Management Report.docx
+++ b/reports/Management Report.docx
@@ -518,17 +518,7 @@
         <w:t>Cuttack at 27.78% and Kollam at 26.92%</w:t>
       </w:r>
       <w:r>
-        <w:t xml:space="preserve">, indicating significant geographic variation in customer </w:t>
-      </w:r>
-      <w:proofErr w:type="spellStart"/>
-      <w:proofErr w:type="gramStart"/>
-      <w:r>
-        <w:t>attrition.The</w:t>
-      </w:r>
-      <w:proofErr w:type="spellEnd"/>
-      <w:proofErr w:type="gramEnd"/>
-      <w:r>
-        <w:t xml:space="preserve"> concentration of higher churn across these cities indicates a need to </w:t>
+        <w:t xml:space="preserve">, indicating significant geographic variation in customer attrition.The concentration of higher churn across these cities indicates a need to </w:t>
       </w:r>
       <w:r>
         <w:rPr>
@@ -579,15 +569,7 @@
         <w:t>Customers with unresolved complaints record a higher churn rate of 12.21%, compared with 10.64% among customers whose complaints were resolved</w:t>
       </w:r>
       <w:r>
-        <w:t xml:space="preserve">, indicating a relationship between unresolved service issues and customer </w:t>
-      </w:r>
-      <w:proofErr w:type="gramStart"/>
-      <w:r>
-        <w:t>attrition.This</w:t>
-      </w:r>
-      <w:proofErr w:type="gramEnd"/>
-      <w:r>
-        <w:t xml:space="preserve"> suggests that</w:t>
+        <w:t>, indicating a relationship between unresolved service issues and customer attrition.This suggests that</w:t>
       </w:r>
       <w:r>
         <w:rPr>
